--- a/小野町_引継ぎ_整理済/16_町データ依頼/小野町_町データ待ちの切り分け_20261019.docx
+++ b/小野町_引継ぎ_整理済/16_町データ依頼/小野町_町データ待ちの切り分け_20261019.docx
@@ -492,10 +492,70 @@
         <w:tabs>
           <w:tab w:pos="9751" w:val="right" w:leader="dot"/>
         </w:tabs>
+        <w:spacing w:before="0" w:after="0" w:line="252" w:lineRule="auto"/>
+        <w:ind w:left="510"/>
+      </w:pPr>
+      <w:hyperlink w:anchor="_Toc_007">
+        <w:r>
+          <w:rPr>
+            <w:rFonts w:ascii="游ゴシック" w:hAnsi="游ゴシック" w:eastAsia="游ゴシック"/>
+            <w:sz w:val="20"/>
+          </w:rPr>
+          <w:t xml:space="preserve">5-1　環境の更新により取れたもの（令和8年10月19日）</w:t>
+        </w:r>
+        <w:r>
+          <w:rPr>
+            <w:rFonts w:ascii="游ゴシック" w:hAnsi="游ゴシック" w:eastAsia="游ゴシック"/>
+            <w:sz w:val="20"/>
+          </w:rPr>
+          <w:tab/>
+        </w:r>
+        <w:r>
+          <w:rPr>
+            <w:rFonts w:ascii="游ゴシック" w:hAnsi="游ゴシック" w:eastAsia="游ゴシック"/>
+            <w:sz w:val="20"/>
+          </w:rPr>
+          <w:fldChar w:fldCharType="begin"/>
+        </w:r>
+        <w:r>
+          <w:rPr>
+            <w:rFonts w:ascii="游ゴシック" w:hAnsi="游ゴシック" w:eastAsia="游ゴシック"/>
+            <w:sz w:val="20"/>
+          </w:rPr>
+          <w:instrText xml:space="preserve"> PAGEREF _Toc_007 \h </w:instrText>
+        </w:r>
+        <w:r>
+          <w:rPr>
+            <w:rFonts w:ascii="游ゴシック" w:hAnsi="游ゴシック" w:eastAsia="游ゴシック"/>
+            <w:sz w:val="20"/>
+          </w:rPr>
+          <w:fldChar w:fldCharType="separate"/>
+        </w:r>
+        <w:r>
+          <w:rPr>
+            <w:rFonts w:ascii="游ゴシック" w:hAnsi="游ゴシック" w:eastAsia="游ゴシック"/>
+            <w:sz w:val="20"/>
+          </w:rPr>
+          <w:t xml:space="preserve">－</w:t>
+        </w:r>
+        <w:r>
+          <w:rPr>
+            <w:rFonts w:ascii="游ゴシック" w:hAnsi="游ゴシック" w:eastAsia="游ゴシック"/>
+            <w:sz w:val="20"/>
+          </w:rPr>
+          <w:fldChar w:fldCharType="end"/>
+        </w:r>
+      </w:hyperlink>
+    </w:p>
+    <w:p>
+      <w:pPr>
+        <w:tabs>
+          <w:tab w:pos="9751" w:val="right" w:leader="dot"/>
+        </w:tabs>
         <w:spacing w:before="20" w:after="20" w:line="252" w:lineRule="auto"/>
         <w:ind w:left="0"/>
       </w:pPr>
-      <w:hyperlink w:anchor="_Toc_007">
+      <w:hyperlink w:anchor="_Toc_008">
         <w:r>
           <w:rPr>
             <w:rFonts w:ascii="游ゴシック" w:hAnsi="游ゴシック" w:eastAsia="游ゴシック"/>
@@ -523,7 +583,7 @@
             <w:rFonts w:ascii="游ゴシック" w:hAnsi="游ゴシック" w:eastAsia="游ゴシック"/>
             <w:sz w:val="20"/>
           </w:rPr>
-          <w:instrText xml:space="preserve"> PAGEREF _Toc_007 \h </w:instrText>
+          <w:instrText xml:space="preserve"> PAGEREF _Toc_008 \h </w:instrText>
         </w:r>
         <w:r>
           <w:rPr>
@@ -8291,6 +8351,7 @@
           </w:tcPr>
           <w:p>
             <w:pPr>
+              <w:keepNext/>
               <w:spacing w:before="20" w:after="20"/>
             </w:pPr>
             <w:r>
@@ -8311,6 +8372,7 @@
           </w:tcPr>
           <w:p>
             <w:pPr>
+              <w:keepNext/>
               <w:spacing w:before="20" w:after="20"/>
             </w:pPr>
             <w:r>
@@ -8331,6 +8393,7 @@
           </w:tcPr>
           <w:p>
             <w:pPr>
+              <w:keepNext/>
               <w:spacing w:before="20" w:after="20"/>
             </w:pPr>
             <w:r>
@@ -8353,7 +8416,6 @@
           </w:tcPr>
           <w:p>
             <w:pPr>
-              <w:keepNext/>
               <w:spacing w:before="20" w:after="20"/>
             </w:pPr>
             <w:r>
@@ -8374,7 +8436,6 @@
           </w:tcPr>
           <w:p>
             <w:pPr>
-              <w:keepNext/>
               <w:spacing w:before="20" w:after="20"/>
             </w:pPr>
             <w:r>
@@ -8384,7 +8445,7 @@
                 <w:i w:val="0"/>
                 <w:sz w:val="17"/>
               </w:rPr>
-              <w:t>№16（Ｂ）</w:t>
+              <w:t>№17（Ｂ）</w:t>
             </w:r>
           </w:p>
         </w:tc>
@@ -8395,7 +8456,6 @@
           </w:tcPr>
           <w:p>
             <w:pPr>
-              <w:keepNext/>
               <w:spacing w:before="20" w:after="20"/>
             </w:pPr>
             <w:r>
@@ -8406,68 +8466,6 @@
                 <w:sz w:val="17"/>
               </w:rPr>
               <w:t>`mhlw.go.jp` 遮断</w:t>
-            </w:r>
-          </w:p>
-        </w:tc>
-      </w:tr>
-      <w:tr>
-        <w:tc>
-          <w:tcPr>
-            <w:tcW w:type="dxa" w:w="3969"/>
-            <w:vAlign w:val="center"/>
-          </w:tcPr>
-          <w:p>
-            <w:pPr>
-              <w:spacing w:before="20" w:after="20"/>
-            </w:pPr>
-            <w:r>
-              <w:rPr>
-                <w:rFonts w:ascii="游ゴシック" w:hAnsi="游ゴシック" w:eastAsia="游ゴシック"/>
-                <w:b w:val="0"/>
-                <w:i w:val="0"/>
-                <w:sz w:val="17"/>
-              </w:rPr>
-              <w:t>介護保険法・障害者総合支援法の現行条文の全文</w:t>
-            </w:r>
-          </w:p>
-        </w:tc>
-        <w:tc>
-          <w:tcPr>
-            <w:tcW w:type="dxa" w:w="2041"/>
-            <w:vAlign w:val="center"/>
-          </w:tcPr>
-          <w:p>
-            <w:pPr>
-              <w:spacing w:before="20" w:after="20"/>
-            </w:pPr>
-            <w:r>
-              <w:rPr>
-                <w:rFonts w:ascii="游ゴシック" w:hAnsi="游ゴシック" w:eastAsia="游ゴシック"/>
-                <w:b w:val="0"/>
-                <w:i w:val="0"/>
-                <w:sz w:val="17"/>
-              </w:rPr>
-              <w:t>№13・15（Ｂ）</w:t>
-            </w:r>
-          </w:p>
-        </w:tc>
-        <w:tc>
-          <w:tcPr>
-            <w:tcW w:type="dxa" w:w="3742"/>
-            <w:vAlign w:val="center"/>
-          </w:tcPr>
-          <w:p>
-            <w:pPr>
-              <w:spacing w:before="20" w:after="20"/>
-            </w:pPr>
-            <w:r>
-              <w:rPr>
-                <w:rFonts w:ascii="游ゴシック" w:hAnsi="游ゴシック" w:eastAsia="游ゴシック"/>
-                <w:b w:val="0"/>
-                <w:i w:val="0"/>
-                <w:sz w:val="17"/>
-              </w:rPr>
-              <w:t>`laws.e-gov.go.jp` 遮断</w:t>
             </w:r>
           </w:p>
         </w:tc>
@@ -8480,9 +8478,14 @@
     </w:p>
     <w:p>
       <w:pPr>
-        <w:pStyle w:val="Heading1"/>
+        <w:spacing w:after="120"/>
+      </w:pPr>
+    </w:p>
+    <w:p>
+      <w:pPr>
+        <w:pStyle w:val="Heading2"/>
         <w:keepNext/>
-        <w:spacing w:before="240" w:after="100"/>
+        <w:spacing w:before="180" w:after="100"/>
       </w:pPr>
       <w:bookmarkStart w:id="107" w:name="_Toc_007"/>
       <w:r>
@@ -8491,9 +8494,9 @@
           <w:b/>
           <w:i w:val="0"/>
           <w:color w:val="2E74B5"/>
-          <w:sz w:val="30"/>
+          <w:sz w:val="25"/>
         </w:rPr>
-        <w:t>6　お願いしたいこと</w:t>
+        <w:t>5-1　環境の更新により取れたもの（令和8年10月19日）</w:t>
       </w:r>
       <w:bookmarkEnd w:id="107"/>
     </w:p>
@@ -8508,7 +8511,593 @@
           <w:i w:val="0"/>
           <w:sz w:val="21"/>
         </w:rPr>
-        <w:t>①まず、Ⅲの公表資料7点を取得してお送りください。</w:t>
+        <w:t>法令API（`laws.e-gov.go.jp`）への接続が許可されました。</w:t>
+      </w:r>
+      <w:r>
+        <w:rPr>
+          <w:rFonts w:ascii="游ゴシック" w:hAnsi="游ゴシック" w:eastAsia="游ゴシック"/>
+          <w:b w:val="0"/>
+          <w:i w:val="0"/>
+          <w:sz w:val="21"/>
+        </w:rPr>
+        <w:t>これにより現行条文の全文で確かめられるようになり、</w:t>
+      </w:r>
+      <w:r>
+        <w:rPr>
+          <w:rFonts w:ascii="游ゴシック" w:hAnsi="游ゴシック" w:eastAsia="游ゴシック"/>
+          <w:b/>
+          <w:i w:val="0"/>
+          <w:sz w:val="21"/>
+        </w:rPr>
+        <w:t>4件が片付きました。</w:t>
+      </w:r>
+      <w:r>
+        <w:rPr>
+          <w:rFonts w:ascii="游ゴシック" w:hAnsi="游ゴシック" w:eastAsia="游ゴシック"/>
+          <w:b/>
+          <w:i w:val="0"/>
+          <w:sz w:val="21"/>
+        </w:rPr>
+        <w:t>うち1件は、当方の記載の誤りを正すものでした。</w:t>
+      </w:r>
+    </w:p>
+    <w:p>
+      <w:pPr>
+        <w:keepNext/>
+        <w:spacing w:before="200" w:after="40"/>
+      </w:pPr>
+      <w:r>
+        <w:rPr>
+          <w:rFonts w:ascii="游ゴシック" w:hAnsi="游ゴシック" w:eastAsia="游ゴシック"/>
+          <w:b/>
+          <w:i w:val="0"/>
+          <w:color w:val="1F4D78"/>
+          <w:sz w:val="22"/>
+        </w:rPr>
+        <w:t>【表8】環境の更新により取れたもの</w:t>
+      </w:r>
+    </w:p>
+    <w:tbl>
+      <w:tblPr>
+        <w:tblW w:type="auto" w:w="0"/>
+        <w:jc w:val="center"/>
+        <w:tblLayout w:type="fixed"/>
+        <w:tblLook w:firstColumn="1" w:firstRow="1" w:lastColumn="0" w:lastRow="0" w:noHBand="0" w:noVBand="1" w:val="04A0"/>
+        <w:tblBorders>
+          <w:top w:val="single" w:sz="6" w:space="0" w:color="2E75B6"/>
+          <w:left w:val="single" w:sz="4" w:space="0" w:color="BFBFBF"/>
+          <w:bottom w:val="single" w:sz="6" w:space="0" w:color="2E75B6"/>
+          <w:right w:val="single" w:sz="4" w:space="0" w:color="BFBFBF"/>
+          <w:insideH w:val="single" w:sz="4" w:space="0" w:color="BFBFBF"/>
+          <w:insideV w:val="single" w:sz="4" w:space="0" w:color="BFBFBF"/>
+        </w:tblBorders>
+        <w:tblCellMar>
+          <w:left w:w="10" w:type="dxa"/>
+          <w:right w:w="10" w:type="dxa"/>
+        </w:tblCellMar>
+      </w:tblPr>
+      <w:tblGrid>
+        <w:gridCol w:w="2381"/>
+        <w:gridCol w:w="1134"/>
+        <w:gridCol w:w="6236"/>
+      </w:tblGrid>
+      <w:tr>
+        <w:tc>
+          <w:tcPr>
+            <w:tcW w:type="dxa" w:w="2381"/>
+            <w:shd w:val="clear" w:fill="1F3864"/>
+            <w:vAlign w:val="center"/>
+          </w:tcPr>
+          <w:p>
+            <w:pPr>
+              <w:spacing w:before="20" w:after="20"/>
+              <w:jc w:val="center"/>
+            </w:pPr>
+            <w:r>
+              <w:rPr>
+                <w:rFonts w:ascii="游ゴシック" w:hAnsi="游ゴシック" w:eastAsia="游ゴシック"/>
+                <w:b/>
+                <w:i w:val="0"/>
+                <w:color w:val="FFFFFF"/>
+                <w:sz w:val="17"/>
+              </w:rPr>
+              <w:t>確かめたもの</w:t>
+            </w:r>
+          </w:p>
+        </w:tc>
+        <w:tc>
+          <w:tcPr>
+            <w:tcW w:type="dxa" w:w="1134"/>
+            <w:shd w:val="clear" w:fill="1F3864"/>
+            <w:vAlign w:val="center"/>
+          </w:tcPr>
+          <w:p>
+            <w:pPr>
+              <w:spacing w:before="20" w:after="20"/>
+              <w:jc w:val="center"/>
+            </w:pPr>
+            <w:r>
+              <w:rPr>
+                <w:rFonts w:ascii="游ゴシック" w:hAnsi="游ゴシック" w:eastAsia="游ゴシック"/>
+                <w:b/>
+                <w:i w:val="0"/>
+                <w:color w:val="FFFFFF"/>
+                <w:sz w:val="17"/>
+              </w:rPr>
+              <w:t>確認事項</w:t>
+            </w:r>
+          </w:p>
+        </w:tc>
+        <w:tc>
+          <w:tcPr>
+            <w:tcW w:type="dxa" w:w="6236"/>
+            <w:shd w:val="clear" w:fill="1F3864"/>
+            <w:vAlign w:val="center"/>
+          </w:tcPr>
+          <w:p>
+            <w:pPr>
+              <w:spacing w:before="20" w:after="20"/>
+              <w:jc w:val="center"/>
+            </w:pPr>
+            <w:r>
+              <w:rPr>
+                <w:rFonts w:ascii="游ゴシック" w:hAnsi="游ゴシック" w:eastAsia="游ゴシック"/>
+                <w:b/>
+                <w:i w:val="0"/>
+                <w:color w:val="FFFFFF"/>
+                <w:sz w:val="17"/>
+              </w:rPr>
+              <w:t>分かったこと</w:t>
+            </w:r>
+          </w:p>
+        </w:tc>
+      </w:tr>
+      <w:tr>
+        <w:tc>
+          <w:tcPr>
+            <w:tcW w:type="dxa" w:w="2381"/>
+            <w:vAlign w:val="center"/>
+          </w:tcPr>
+          <w:p>
+            <w:pPr>
+              <w:spacing w:before="20" w:after="20"/>
+            </w:pPr>
+            <w:r>
+              <w:rPr>
+                <w:rFonts w:ascii="游ゴシック" w:hAnsi="游ゴシック" w:eastAsia="游ゴシック"/>
+                <w:b w:val="0"/>
+                <w:i w:val="0"/>
+                <w:sz w:val="17"/>
+              </w:rPr>
+              <w:t>介護保険法 第117条の項番号</w:t>
+            </w:r>
+          </w:p>
+        </w:tc>
+        <w:tc>
+          <w:tcPr>
+            <w:tcW w:type="dxa" w:w="1134"/>
+            <w:vAlign w:val="center"/>
+          </w:tcPr>
+          <w:p>
+            <w:pPr>
+              <w:spacing w:before="20" w:after="20"/>
+            </w:pPr>
+            <w:r>
+              <w:rPr>
+                <w:rFonts w:ascii="游ゴシック" w:hAnsi="游ゴシック" w:eastAsia="游ゴシック"/>
+                <w:b w:val="0"/>
+                <w:i w:val="0"/>
+                <w:sz w:val="17"/>
+              </w:rPr>
+              <w:t>№13→Ａ</w:t>
+            </w:r>
+          </w:p>
+        </w:tc>
+        <w:tc>
+          <w:tcPr>
+            <w:tcW w:type="dxa" w:w="6236"/>
+            <w:vAlign w:val="center"/>
+          </w:tcPr>
+          <w:p>
+            <w:pPr>
+              <w:spacing w:before="20" w:after="20"/>
+            </w:pPr>
+            <w:r>
+              <w:rPr>
+                <w:rFonts w:ascii="游ゴシック" w:hAnsi="游ゴシック" w:eastAsia="游ゴシック"/>
+                <w:b/>
+                <w:i w:val="0"/>
+                <w:sz w:val="17"/>
+              </w:rPr>
+              <w:t>整合性の確保＝第10項（改正後第11項）。相手方は医療介護総合確保促進法第5条第1項の市町村計画であり、医療計画ではない</w:t>
+            </w:r>
+            <w:r>
+              <w:rPr>
+                <w:rFonts w:ascii="游ゴシック" w:hAnsi="游ゴシック" w:eastAsia="游ゴシック"/>
+                <w:b w:val="0"/>
+                <w:i w:val="0"/>
+                <w:sz w:val="17"/>
+              </w:rPr>
+              <w:t>（第117条に「医療計画」の語はない）。調和＝第11項（改正後第12項）、老人福祉計画との一体＝第7項</w:t>
+            </w:r>
+          </w:p>
+        </w:tc>
+      </w:tr>
+      <w:tr>
+        <w:tc>
+          <w:tcPr>
+            <w:tcW w:type="dxa" w:w="2381"/>
+            <w:vAlign w:val="center"/>
+          </w:tcPr>
+          <w:p>
+            <w:pPr>
+              <w:spacing w:before="20" w:after="20"/>
+            </w:pPr>
+            <w:r>
+              <w:rPr>
+                <w:rFonts w:ascii="游ゴシック" w:hAnsi="游ゴシック" w:eastAsia="游ゴシック"/>
+                <w:b w:val="0"/>
+                <w:i w:val="0"/>
+                <w:sz w:val="17"/>
+              </w:rPr>
+              <w:t>高齢者住まい法・住宅セーフティネット法の条番号</w:t>
+            </w:r>
+          </w:p>
+        </w:tc>
+        <w:tc>
+          <w:tcPr>
+            <w:tcW w:type="dxa" w:w="1134"/>
+            <w:vAlign w:val="center"/>
+          </w:tcPr>
+          <w:p>
+            <w:pPr>
+              <w:spacing w:before="20" w:after="20"/>
+            </w:pPr>
+            <w:r>
+              <w:rPr>
+                <w:rFonts w:ascii="游ゴシック" w:hAnsi="游ゴシック" w:eastAsia="游ゴシック"/>
+                <w:b w:val="0"/>
+                <w:i w:val="0"/>
+                <w:sz w:val="17"/>
+              </w:rPr>
+              <w:t>№14→Ａ</w:t>
+            </w:r>
+          </w:p>
+        </w:tc>
+        <w:tc>
+          <w:tcPr>
+            <w:tcW w:type="dxa" w:w="6236"/>
+            <w:vAlign w:val="center"/>
+          </w:tcPr>
+          <w:p>
+            <w:pPr>
+              <w:spacing w:before="20" w:after="20"/>
+            </w:pPr>
+            <w:r>
+              <w:rPr>
+                <w:rFonts w:ascii="游ゴシック" w:hAnsi="游ゴシック" w:eastAsia="游ゴシック"/>
+                <w:b w:val="0"/>
+                <w:i w:val="0"/>
+                <w:sz w:val="17"/>
+              </w:rPr>
+              <w:t>市町村高齢者居住安定確保計画＝</w:t>
+            </w:r>
+            <w:r>
+              <w:rPr>
+                <w:rFonts w:ascii="游ゴシック" w:hAnsi="游ゴシック" w:eastAsia="游ゴシック"/>
+                <w:b/>
+                <w:i w:val="0"/>
+                <w:sz w:val="17"/>
+              </w:rPr>
+              <w:t>第4条の2</w:t>
+            </w:r>
+            <w:r>
+              <w:rPr>
+                <w:rFonts w:ascii="游ゴシック" w:hAnsi="游ゴシック" w:eastAsia="游ゴシック"/>
+                <w:b w:val="0"/>
+                <w:i w:val="0"/>
+                <w:sz w:val="17"/>
+              </w:rPr>
+              <w:t>、市町村賃貸住宅供給促進計画＝</w:t>
+            </w:r>
+            <w:r>
+              <w:rPr>
+                <w:rFonts w:ascii="游ゴシック" w:hAnsi="游ゴシック" w:eastAsia="游ゴシック"/>
+                <w:b/>
+                <w:i w:val="0"/>
+                <w:sz w:val="17"/>
+              </w:rPr>
+              <w:t>第6条</w:t>
+            </w:r>
+            <w:r>
+              <w:rPr>
+                <w:rFonts w:ascii="游ゴシック" w:hAnsi="游ゴシック" w:eastAsia="游ゴシック"/>
+                <w:b w:val="0"/>
+                <w:i w:val="0"/>
+                <w:sz w:val="17"/>
+              </w:rPr>
+              <w:t>、居住支援協議会＝</w:t>
+            </w:r>
+            <w:r>
+              <w:rPr>
+                <w:rFonts w:ascii="游ゴシック" w:hAnsi="游ゴシック" w:eastAsia="游ゴシック"/>
+                <w:b/>
+                <w:i w:val="0"/>
+                <w:sz w:val="17"/>
+              </w:rPr>
+              <w:t>第81条</w:t>
+            </w:r>
+            <w:r>
+              <w:rPr>
+                <w:rFonts w:ascii="游ゴシック" w:hAnsi="游ゴシック" w:eastAsia="游ゴシック"/>
+                <w:b w:val="0"/>
+                <w:i w:val="0"/>
+                <w:sz w:val="17"/>
+              </w:rPr>
+              <w:t>、登録住宅＝</w:t>
+            </w:r>
+            <w:r>
+              <w:rPr>
+                <w:rFonts w:ascii="游ゴシック" w:hAnsi="游ゴシック" w:eastAsia="游ゴシック"/>
+                <w:b/>
+                <w:i w:val="0"/>
+                <w:sz w:val="17"/>
+              </w:rPr>
+              <w:t>第7条第5項</w:t>
+            </w:r>
+            <w:r>
+              <w:rPr>
+                <w:rFonts w:ascii="游ゴシック" w:hAnsi="游ゴシック" w:eastAsia="游ゴシック"/>
+                <w:b w:val="0"/>
+                <w:i w:val="0"/>
+                <w:sz w:val="17"/>
+              </w:rPr>
+              <w:t>。いずれも当方の記載どおり</w:t>
+            </w:r>
+          </w:p>
+        </w:tc>
+      </w:tr>
+      <w:tr>
+        <w:tc>
+          <w:tcPr>
+            <w:tcW w:type="dxa" w:w="2381"/>
+            <w:vAlign w:val="center"/>
+          </w:tcPr>
+          <w:p>
+            <w:pPr>
+              <w:keepNext/>
+              <w:spacing w:before="20" w:after="20"/>
+            </w:pPr>
+            <w:r>
+              <w:rPr>
+                <w:rFonts w:ascii="游ゴシック" w:hAnsi="游ゴシック" w:eastAsia="游ゴシック"/>
+                <w:b w:val="0"/>
+                <w:i w:val="0"/>
+                <w:sz w:val="17"/>
+              </w:rPr>
+              <w:t>障害者総合支援法・児童福祉法の調和の規定</w:t>
+            </w:r>
+          </w:p>
+        </w:tc>
+        <w:tc>
+          <w:tcPr>
+            <w:tcW w:type="dxa" w:w="1134"/>
+            <w:vAlign w:val="center"/>
+          </w:tcPr>
+          <w:p>
+            <w:pPr>
+              <w:keepNext/>
+              <w:spacing w:before="20" w:after="20"/>
+            </w:pPr>
+            <w:r>
+              <w:rPr>
+                <w:rFonts w:ascii="游ゴシック" w:hAnsi="游ゴシック" w:eastAsia="游ゴシック"/>
+                <w:b w:val="0"/>
+                <w:i w:val="0"/>
+                <w:sz w:val="17"/>
+              </w:rPr>
+              <w:t>№15→Ａ</w:t>
+            </w:r>
+          </w:p>
+        </w:tc>
+        <w:tc>
+          <w:tcPr>
+            <w:tcW w:type="dxa" w:w="6236"/>
+            <w:vAlign w:val="center"/>
+          </w:tcPr>
+          <w:p>
+            <w:pPr>
+              <w:keepNext/>
+              <w:spacing w:before="20" w:after="20"/>
+            </w:pPr>
+            <w:r>
+              <w:rPr>
+                <w:rFonts w:ascii="游ゴシック" w:hAnsi="游ゴシック" w:eastAsia="游ゴシック"/>
+                <w:b/>
+                <w:i w:val="0"/>
+                <w:sz w:val="17"/>
+              </w:rPr>
+              <w:t>調和＝第88条第7項・第33条の20第7項</w:t>
+            </w:r>
+            <w:r>
+              <w:rPr>
+                <w:rFonts w:ascii="游ゴシック" w:hAnsi="游ゴシック" w:eastAsia="游ゴシック"/>
+                <w:b w:val="0"/>
+                <w:i w:val="0"/>
+                <w:sz w:val="17"/>
+              </w:rPr>
+              <w:t>（当方は第5項としていた。</w:t>
+            </w:r>
+            <w:r>
+              <w:rPr>
+                <w:rFonts w:ascii="游ゴシック" w:hAnsi="游ゴシック" w:eastAsia="游ゴシック"/>
+                <w:b/>
+                <w:i w:val="0"/>
+                <w:sz w:val="17"/>
+              </w:rPr>
+              <w:t>訂正した</w:t>
+            </w:r>
+            <w:r>
+              <w:rPr>
+                <w:rFonts w:ascii="游ゴシック" w:hAnsi="游ゴシック" w:eastAsia="游ゴシック"/>
+                <w:b w:val="0"/>
+                <w:i w:val="0"/>
+                <w:sz w:val="17"/>
+              </w:rPr>
+              <w:t>）。一体作成＝第6項、協議会の意見聴取＝第9項</w:t>
+            </w:r>
+          </w:p>
+        </w:tc>
+      </w:tr>
+      <w:tr>
+        <w:tc>
+          <w:tcPr>
+            <w:tcW w:type="dxa" w:w="2381"/>
+            <w:vAlign w:val="center"/>
+          </w:tcPr>
+          <w:p>
+            <w:pPr>
+              <w:spacing w:before="20" w:after="20"/>
+            </w:pPr>
+            <w:r>
+              <w:rPr>
+                <w:rFonts w:ascii="游ゴシック" w:hAnsi="游ゴシック" w:eastAsia="游ゴシック"/>
+                <w:b w:val="0"/>
+                <w:i w:val="0"/>
+                <w:sz w:val="17"/>
+              </w:rPr>
+              <w:t>手話に関する施策の推進に関する法律</w:t>
+            </w:r>
+          </w:p>
+        </w:tc>
+        <w:tc>
+          <w:tcPr>
+            <w:tcW w:type="dxa" w:w="1134"/>
+            <w:vAlign w:val="center"/>
+          </w:tcPr>
+          <w:p>
+            <w:pPr>
+              <w:spacing w:before="20" w:after="20"/>
+            </w:pPr>
+            <w:r>
+              <w:rPr>
+                <w:rFonts w:ascii="游ゴシック" w:hAnsi="游ゴシック" w:eastAsia="游ゴシック"/>
+                <w:b w:val="0"/>
+                <w:i w:val="0"/>
+                <w:sz w:val="17"/>
+              </w:rPr>
+              <w:t>№18→Ａ</w:t>
+            </w:r>
+          </w:p>
+        </w:tc>
+        <w:tc>
+          <w:tcPr>
+            <w:tcW w:type="dxa" w:w="6236"/>
+            <w:vAlign w:val="center"/>
+          </w:tcPr>
+          <w:p>
+            <w:pPr>
+              <w:spacing w:before="20" w:after="20"/>
+            </w:pPr>
+            <w:r>
+              <w:rPr>
+                <w:rFonts w:ascii="游ゴシック" w:hAnsi="游ゴシック" w:eastAsia="游ゴシック"/>
+                <w:b/>
+                <w:i w:val="0"/>
+                <w:sz w:val="17"/>
+              </w:rPr>
+              <w:t>令和7年法律第78号</w:t>
+            </w:r>
+            <w:r>
+              <w:rPr>
+                <w:rFonts w:ascii="游ゴシック" w:hAnsi="游ゴシック" w:eastAsia="游ゴシック"/>
+                <w:b w:val="0"/>
+                <w:i w:val="0"/>
+                <w:sz w:val="17"/>
+              </w:rPr>
+              <w:t>、公布 令和7年6月25日、</w:t>
+            </w:r>
+            <w:r>
+              <w:rPr>
+                <w:rFonts w:ascii="游ゴシック" w:hAnsi="游ゴシック" w:eastAsia="游ゴシック"/>
+                <w:b/>
+                <w:i w:val="0"/>
+                <w:sz w:val="17"/>
+              </w:rPr>
+              <w:t>施行は公布の日</w:t>
+            </w:r>
+            <w:r>
+              <w:rPr>
+                <w:rFonts w:ascii="游ゴシック" w:hAnsi="游ゴシック" w:eastAsia="游ゴシック"/>
+                <w:b w:val="0"/>
+                <w:i w:val="0"/>
+                <w:sz w:val="17"/>
+              </w:rPr>
+              <w:t>（附則第1項）</w:t>
+            </w:r>
+          </w:p>
+        </w:tc>
+      </w:tr>
+    </w:tbl>
+    <w:p>
+      <w:pPr>
+        <w:spacing w:after="40"/>
+      </w:pPr>
+    </w:p>
+    <w:p>
+      <w:pPr>
+        <w:spacing w:before="60" w:after="60"/>
+      </w:pPr>
+      <w:r>
+        <w:rPr>
+          <w:rFonts w:ascii="游ゴシック" w:hAnsi="游ゴシック" w:eastAsia="游ゴシック"/>
+          <w:b/>
+          <w:i w:val="0"/>
+          <w:sz w:val="21"/>
+        </w:rPr>
+        <w:t>残る遮断は、`mhlw.go.jp`・`maff.go.jp`・`wam.go.jp`・`pref.fukushima.lg.jp`・`e-stat.go.jp`・`gsi.go.jp`・町公式ウェブサイトです。</w:t>
+      </w:r>
+      <w:r>
+        <w:rPr>
+          <w:rFonts w:ascii="游ゴシック" w:hAnsi="游ゴシック" w:eastAsia="游ゴシック"/>
+          <w:b w:val="0"/>
+          <w:i w:val="0"/>
+          <w:sz w:val="21"/>
+        </w:rPr>
+        <w:t>いずれも令和8年10月19日に実測しました。</w:t>
+      </w:r>
+    </w:p>
+    <w:p>
+      <w:pPr>
+        <w:pStyle w:val="Heading1"/>
+        <w:keepNext/>
+        <w:spacing w:before="240" w:after="100"/>
+      </w:pPr>
+      <w:bookmarkStart w:id="108" w:name="_Toc_008"/>
+      <w:r>
+        <w:rPr>
+          <w:rFonts w:ascii="游ゴシック" w:hAnsi="游ゴシック" w:eastAsia="游ゴシック"/>
+          <w:b/>
+          <w:i w:val="0"/>
+          <w:color w:val="2E74B5"/>
+          <w:sz w:val="30"/>
+        </w:rPr>
+        <w:t>6　お願いしたいこと</w:t>
+      </w:r>
+      <w:bookmarkEnd w:id="108"/>
+    </w:p>
+    <w:p>
+      <w:pPr>
+        <w:spacing w:before="60" w:after="60"/>
+      </w:pPr>
+      <w:r>
+        <w:rPr>
+          <w:rFonts w:ascii="游ゴシック" w:hAnsi="游ゴシック" w:eastAsia="游ゴシック"/>
+          <w:b/>
+          <w:i w:val="0"/>
+          <w:sz w:val="21"/>
+        </w:rPr>
+        <w:t>①まず、Ⅲの公表資料6点を取得してお送りください。</w:t>
       </w:r>
       <w:r>
         <w:rPr>
@@ -8547,7 +9136,7 @@
           <w:color w:val="1F4D78"/>
           <w:sz w:val="22"/>
         </w:rPr>
-        <w:t>【表8】先にお願いしたいもの</w:t>
+        <w:t>【表9】先にお願いしたいもの</w:t>
       </w:r>
     </w:p>
     <w:tbl>

--- a/小野町_引継ぎ_整理済/16_町データ依頼/小野町_町データ待ちの切り分け_20261019.docx
+++ b/小野町_引継ぎ_整理済/16_町データ依頼/小野町_町データ待ちの切り分け_20261019.docx
@@ -651,7 +651,7 @@
           <w:i w:val="0"/>
           <w:sz w:val="21"/>
         </w:rPr>
-        <w:t>確認事項の一覧（79件）のうち53件を「Ｄ＝町の回答・内部データが必要」としていました。</w:t>
+        <w:t>確認事項の一覧（83件）のうち53件を「Ｄ＝町の回答・内部データが必要」としていました。</w:t>
       </w:r>
     </w:p>
     <w:p>
@@ -8529,7 +8529,7 @@
           <w:i w:val="0"/>
           <w:sz w:val="21"/>
         </w:rPr>
-        <w:t>4件が片付きました。</w:t>
+        <w:t>8件が片付きました。</w:t>
       </w:r>
       <w:r>
         <w:rPr>
@@ -8865,7 +8865,6 @@
           </w:tcPr>
           <w:p>
             <w:pPr>
-              <w:keepNext/>
               <w:spacing w:before="20" w:after="20"/>
             </w:pPr>
             <w:r>
@@ -8886,7 +8885,6 @@
           </w:tcPr>
           <w:p>
             <w:pPr>
-              <w:keepNext/>
               <w:spacing w:before="20" w:after="20"/>
             </w:pPr>
             <w:r>
@@ -8907,7 +8905,6 @@
           </w:tcPr>
           <w:p>
             <w:pPr>
-              <w:keepNext/>
               <w:spacing w:before="20" w:after="20"/>
             </w:pPr>
             <w:r>
@@ -9034,6 +9031,455 @@
                 <w:sz w:val="17"/>
               </w:rPr>
               <w:t>（附則第1項）</w:t>
+            </w:r>
+          </w:p>
+        </w:tc>
+      </w:tr>
+      <w:tr>
+        <w:tc>
+          <w:tcPr>
+            <w:tcW w:type="dxa" w:w="2381"/>
+            <w:vAlign w:val="center"/>
+          </w:tcPr>
+          <w:p>
+            <w:pPr>
+              <w:spacing w:before="20" w:after="20"/>
+            </w:pPr>
+            <w:r>
+              <w:rPr>
+                <w:rFonts w:ascii="游ゴシック" w:hAnsi="游ゴシック" w:eastAsia="游ゴシック"/>
+                <w:b w:val="0"/>
+                <w:i w:val="0"/>
+                <w:sz w:val="17"/>
+              </w:rPr>
+              <w:t>特定地域居宅サービス等事業（</w:t>
+            </w:r>
+            <w:r>
+              <w:rPr>
+                <w:rFonts w:ascii="游ゴシック" w:hAnsi="游ゴシック" w:eastAsia="游ゴシック"/>
+                <w:b/>
+                <w:i w:val="0"/>
+                <w:sz w:val="17"/>
+              </w:rPr>
+              <w:t>改正後条文</w:t>
+            </w:r>
+            <w:r>
+              <w:rPr>
+                <w:rFonts w:ascii="游ゴシック" w:hAnsi="游ゴシック" w:eastAsia="游ゴシック"/>
+                <w:b w:val="0"/>
+                <w:i w:val="0"/>
+                <w:sz w:val="17"/>
+              </w:rPr>
+              <w:t>）</w:t>
+            </w:r>
+          </w:p>
+        </w:tc>
+        <w:tc>
+          <w:tcPr>
+            <w:tcW w:type="dxa" w:w="1134"/>
+            <w:vAlign w:val="center"/>
+          </w:tcPr>
+          <w:p>
+            <w:pPr>
+              <w:spacing w:before="20" w:after="20"/>
+            </w:pPr>
+            <w:r>
+              <w:rPr>
+                <w:rFonts w:ascii="游ゴシック" w:hAnsi="游ゴシック" w:eastAsia="游ゴシック"/>
+                <w:b w:val="0"/>
+                <w:i w:val="0"/>
+                <w:sz w:val="17"/>
+              </w:rPr>
+              <w:t>№80（Ａ）</w:t>
+            </w:r>
+          </w:p>
+        </w:tc>
+        <w:tc>
+          <w:tcPr>
+            <w:tcW w:type="dxa" w:w="6236"/>
+            <w:vAlign w:val="center"/>
+          </w:tcPr>
+          <w:p>
+            <w:pPr>
+              <w:spacing w:before="20" w:after="20"/>
+            </w:pPr>
+            <w:r>
+              <w:rPr>
+                <w:rFonts w:ascii="游ゴシック" w:hAnsi="游ゴシック" w:eastAsia="游ゴシック"/>
+                <w:b w:val="0"/>
+                <w:i w:val="0"/>
+                <w:sz w:val="17"/>
+              </w:rPr>
+              <w:t>根拠＝介護保険法</w:t>
+            </w:r>
+            <w:r>
+              <w:rPr>
+                <w:rFonts w:ascii="游ゴシック" w:hAnsi="游ゴシック" w:eastAsia="游ゴシック"/>
+                <w:b/>
+                <w:i w:val="0"/>
+                <w:sz w:val="17"/>
+              </w:rPr>
+              <w:t>第115条の45第3項【新設】</w:t>
+            </w:r>
+            <w:r>
+              <w:rPr>
+                <w:rFonts w:ascii="游ゴシック" w:hAnsi="游ゴシック" w:eastAsia="游ゴシック"/>
+                <w:b w:val="0"/>
+                <w:i w:val="0"/>
+                <w:sz w:val="17"/>
+              </w:rPr>
+              <w:t>。</w:t>
+            </w:r>
+            <w:r>
+              <w:rPr>
+                <w:rFonts w:ascii="游ゴシック" w:hAnsi="游ゴシック" w:eastAsia="游ゴシック"/>
+                <w:b/>
+                <w:i w:val="0"/>
+                <w:sz w:val="17"/>
+              </w:rPr>
+              <w:t>特定地域を定めるのは県</w:t>
+            </w:r>
+            <w:r>
+              <w:rPr>
+                <w:rFonts w:ascii="游ゴシック" w:hAnsi="游ゴシック" w:eastAsia="游ゴシック"/>
+                <w:b w:val="0"/>
+                <w:i w:val="0"/>
+                <w:sz w:val="17"/>
+              </w:rPr>
+              <w:t>（同法第42条第1項第3号。基準は厚生労働省令）。費用は総合事業と同じく第2号被保険者の負担の対象（第126条第1項）</w:t>
+            </w:r>
+          </w:p>
+        </w:tc>
+      </w:tr>
+      <w:tr>
+        <w:tc>
+          <w:tcPr>
+            <w:tcW w:type="dxa" w:w="2381"/>
+            <w:vAlign w:val="center"/>
+          </w:tcPr>
+          <w:p>
+            <w:pPr>
+              <w:spacing w:before="20" w:after="20"/>
+            </w:pPr>
+            <w:r>
+              <w:rPr>
+                <w:rFonts w:ascii="游ゴシック" w:hAnsi="游ゴシック" w:eastAsia="游ゴシック"/>
+                <w:b w:val="0"/>
+                <w:i w:val="0"/>
+                <w:sz w:val="17"/>
+              </w:rPr>
+              <w:t>小規模市町村地域支援連携協働体制整備事業（</w:t>
+            </w:r>
+            <w:r>
+              <w:rPr>
+                <w:rFonts w:ascii="游ゴシック" w:hAnsi="游ゴシック" w:eastAsia="游ゴシック"/>
+                <w:b/>
+                <w:i w:val="0"/>
+                <w:sz w:val="17"/>
+              </w:rPr>
+              <w:t>改正後条文</w:t>
+            </w:r>
+            <w:r>
+              <w:rPr>
+                <w:rFonts w:ascii="游ゴシック" w:hAnsi="游ゴシック" w:eastAsia="游ゴシック"/>
+                <w:b w:val="0"/>
+                <w:i w:val="0"/>
+                <w:sz w:val="17"/>
+              </w:rPr>
+              <w:t>）</w:t>
+            </w:r>
+          </w:p>
+        </w:tc>
+        <w:tc>
+          <w:tcPr>
+            <w:tcW w:type="dxa" w:w="1134"/>
+            <w:vAlign w:val="center"/>
+          </w:tcPr>
+          <w:p>
+            <w:pPr>
+              <w:spacing w:before="20" w:after="20"/>
+            </w:pPr>
+            <w:r>
+              <w:rPr>
+                <w:rFonts w:ascii="游ゴシック" w:hAnsi="游ゴシック" w:eastAsia="游ゴシック"/>
+                <w:b w:val="0"/>
+                <w:i w:val="0"/>
+                <w:sz w:val="17"/>
+              </w:rPr>
+              <w:t>№81（Ａ）</w:t>
+            </w:r>
+          </w:p>
+        </w:tc>
+        <w:tc>
+          <w:tcPr>
+            <w:tcW w:type="dxa" w:w="6236"/>
+            <w:vAlign w:val="center"/>
+          </w:tcPr>
+          <w:p>
+            <w:pPr>
+              <w:spacing w:before="20" w:after="20"/>
+            </w:pPr>
+            <w:r>
+              <w:rPr>
+                <w:rFonts w:ascii="游ゴシック" w:hAnsi="游ゴシック" w:eastAsia="游ゴシック"/>
+                <w:b w:val="0"/>
+                <w:i w:val="0"/>
+                <w:sz w:val="17"/>
+              </w:rPr>
+              <w:t>根拠＝社会福祉法</w:t>
+            </w:r>
+            <w:r>
+              <w:rPr>
+                <w:rFonts w:ascii="游ゴシック" w:hAnsi="游ゴシック" w:eastAsia="游ゴシック"/>
+                <w:b/>
+                <w:i w:val="0"/>
+                <w:sz w:val="17"/>
+              </w:rPr>
+              <w:t>第106条の6【丸ごと差し替え】</w:t>
+            </w:r>
+            <w:r>
+              <w:rPr>
+                <w:rFonts w:ascii="游ゴシック" w:hAnsi="游ゴシック" w:eastAsia="游ゴシック"/>
+                <w:b w:val="0"/>
+                <w:i w:val="0"/>
+                <w:sz w:val="17"/>
+              </w:rPr>
+              <w:t>。</w:t>
+            </w:r>
+            <w:r>
+              <w:rPr>
+                <w:rFonts w:ascii="游ゴシック" w:hAnsi="游ゴシック" w:eastAsia="游ゴシック"/>
+                <w:b/>
+                <w:i w:val="0"/>
+                <w:sz w:val="17"/>
+              </w:rPr>
+              <w:t>該当は厚生労働省令の基準次第。実施は任意。</w:t>
+            </w:r>
+            <w:r>
+              <w:rPr>
+                <w:rFonts w:ascii="游ゴシック" w:hAnsi="游ゴシック" w:eastAsia="游ゴシック"/>
+                <w:b w:val="0"/>
+                <w:i w:val="0"/>
+                <w:sz w:val="17"/>
+              </w:rPr>
+              <w:t>一体に行う事業に</w:t>
+            </w:r>
+            <w:r>
+              <w:rPr>
+                <w:rFonts w:ascii="游ゴシック" w:hAnsi="游ゴシック" w:eastAsia="游ゴシック"/>
+                <w:b/>
+                <w:i w:val="0"/>
+                <w:sz w:val="17"/>
+              </w:rPr>
+              <w:t>地域包括支援センターの3事業</w:t>
+            </w:r>
+            <w:r>
+              <w:rPr>
+                <w:rFonts w:ascii="游ゴシック" w:hAnsi="游ゴシック" w:eastAsia="游ゴシック"/>
+                <w:b w:val="0"/>
+                <w:i w:val="0"/>
+                <w:sz w:val="17"/>
+              </w:rPr>
+              <w:t>が含まれる</w:t>
+            </w:r>
+          </w:p>
+        </w:tc>
+      </w:tr>
+      <w:tr>
+        <w:tc>
+          <w:tcPr>
+            <w:tcW w:type="dxa" w:w="2381"/>
+            <w:vAlign w:val="center"/>
+          </w:tcPr>
+          <w:p>
+            <w:pPr>
+              <w:keepNext/>
+              <w:spacing w:before="20" w:after="20"/>
+            </w:pPr>
+            <w:r>
+              <w:rPr>
+                <w:rFonts w:ascii="游ゴシック" w:hAnsi="游ゴシック" w:eastAsia="游ゴシック"/>
+                <w:b w:val="0"/>
+                <w:i w:val="0"/>
+                <w:sz w:val="17"/>
+              </w:rPr>
+              <w:t>支援会議の相互連携の相手方（</w:t>
+            </w:r>
+            <w:r>
+              <w:rPr>
+                <w:rFonts w:ascii="游ゴシック" w:hAnsi="游ゴシック" w:eastAsia="游ゴシック"/>
+                <w:b/>
+                <w:i w:val="0"/>
+                <w:sz w:val="17"/>
+              </w:rPr>
+              <w:t>改正後条文</w:t>
+            </w:r>
+            <w:r>
+              <w:rPr>
+                <w:rFonts w:ascii="游ゴシック" w:hAnsi="游ゴシック" w:eastAsia="游ゴシック"/>
+                <w:b w:val="0"/>
+                <w:i w:val="0"/>
+                <w:sz w:val="17"/>
+              </w:rPr>
+              <w:t>）</w:t>
+            </w:r>
+          </w:p>
+        </w:tc>
+        <w:tc>
+          <w:tcPr>
+            <w:tcW w:type="dxa" w:w="1134"/>
+            <w:vAlign w:val="center"/>
+          </w:tcPr>
+          <w:p>
+            <w:pPr>
+              <w:keepNext/>
+              <w:spacing w:before="20" w:after="20"/>
+            </w:pPr>
+            <w:r>
+              <w:rPr>
+                <w:rFonts w:ascii="游ゴシック" w:hAnsi="游ゴシック" w:eastAsia="游ゴシック"/>
+                <w:b w:val="0"/>
+                <w:i w:val="0"/>
+                <w:sz w:val="17"/>
+              </w:rPr>
+              <w:t>№82（Ａ）</w:t>
+            </w:r>
+          </w:p>
+        </w:tc>
+        <w:tc>
+          <w:tcPr>
+            <w:tcW w:type="dxa" w:w="6236"/>
+            <w:vAlign w:val="center"/>
+          </w:tcPr>
+          <w:p>
+            <w:pPr>
+              <w:keepNext/>
+              <w:spacing w:before="20" w:after="20"/>
+            </w:pPr>
+            <w:r>
+              <w:rPr>
+                <w:rFonts w:ascii="游ゴシック" w:hAnsi="游ゴシック" w:eastAsia="游ゴシック"/>
+                <w:b/>
+                <w:i w:val="0"/>
+                <w:sz w:val="17"/>
+              </w:rPr>
+              <w:t>2つではなく5つ。</w:t>
+            </w:r>
+            <w:r>
+              <w:rPr>
+                <w:rFonts w:ascii="游ゴシック" w:hAnsi="游ゴシック" w:eastAsia="游ゴシック"/>
+                <w:b w:val="0"/>
+                <w:i w:val="0"/>
+                <w:sz w:val="17"/>
+              </w:rPr>
+              <w:t>介護保険法第115条の48第5項は、障害者総合支援法の支援協議会のほか、社会福祉法第106条の3の2・住宅セーフティネット法第81条第1項・生活困窮者自立支援法第9条第1項の会議を挙げる</w:t>
+            </w:r>
+          </w:p>
+        </w:tc>
+      </w:tr>
+      <w:tr>
+        <w:tc>
+          <w:tcPr>
+            <w:tcW w:type="dxa" w:w="2381"/>
+            <w:vAlign w:val="center"/>
+          </w:tcPr>
+          <w:p>
+            <w:pPr>
+              <w:spacing w:before="20" w:after="20"/>
+            </w:pPr>
+            <w:r>
+              <w:rPr>
+                <w:rFonts w:ascii="游ゴシック" w:hAnsi="游ゴシック" w:eastAsia="游ゴシック"/>
+                <w:b w:val="0"/>
+                <w:i w:val="0"/>
+                <w:sz w:val="17"/>
+              </w:rPr>
+              <w:t>老人福祉法第20条の8の改正の有無（</w:t>
+            </w:r>
+            <w:r>
+              <w:rPr>
+                <w:rFonts w:ascii="游ゴシック" w:hAnsi="游ゴシック" w:eastAsia="游ゴシック"/>
+                <w:b/>
+                <w:i w:val="0"/>
+                <w:sz w:val="17"/>
+              </w:rPr>
+              <w:t>改正後条文</w:t>
+            </w:r>
+            <w:r>
+              <w:rPr>
+                <w:rFonts w:ascii="游ゴシック" w:hAnsi="游ゴシック" w:eastAsia="游ゴシック"/>
+                <w:b w:val="0"/>
+                <w:i w:val="0"/>
+                <w:sz w:val="17"/>
+              </w:rPr>
+              <w:t>）</w:t>
+            </w:r>
+          </w:p>
+        </w:tc>
+        <w:tc>
+          <w:tcPr>
+            <w:tcW w:type="dxa" w:w="1134"/>
+            <w:vAlign w:val="center"/>
+          </w:tcPr>
+          <w:p>
+            <w:pPr>
+              <w:spacing w:before="20" w:after="20"/>
+            </w:pPr>
+            <w:r>
+              <w:rPr>
+                <w:rFonts w:ascii="游ゴシック" w:hAnsi="游ゴシック" w:eastAsia="游ゴシック"/>
+                <w:b w:val="0"/>
+                <w:i w:val="0"/>
+                <w:sz w:val="17"/>
+              </w:rPr>
+              <w:t>№83（Ａ）</w:t>
+            </w:r>
+          </w:p>
+        </w:tc>
+        <w:tc>
+          <w:tcPr>
+            <w:tcW w:type="dxa" w:w="6236"/>
+            <w:vAlign w:val="center"/>
+          </w:tcPr>
+          <w:p>
+            <w:pPr>
+              <w:spacing w:before="20" w:after="20"/>
+            </w:pPr>
+            <w:r>
+              <w:rPr>
+                <w:rFonts w:ascii="游ゴシック" w:hAnsi="游ゴシック" w:eastAsia="游ゴシック"/>
+                <w:b/>
+                <w:i w:val="0"/>
+                <w:sz w:val="17"/>
+              </w:rPr>
+              <w:t>当方は「改正の対象外」としていたが誤り。</w:t>
+            </w:r>
+            <w:r>
+              <w:rPr>
+                <w:rFonts w:ascii="游ゴシック" w:hAnsi="游ゴシック" w:eastAsia="游ゴシック"/>
+                <w:b w:val="0"/>
+                <w:i w:val="0"/>
+                <w:sz w:val="17"/>
+              </w:rPr>
+              <w:t>第2項は改正されないが、</w:t>
+            </w:r>
+            <w:r>
+              <w:rPr>
+                <w:rFonts w:ascii="游ゴシック" w:hAnsi="游ゴシック" w:eastAsia="游ゴシック"/>
+                <w:b/>
+                <w:i w:val="0"/>
+                <w:sz w:val="17"/>
+              </w:rPr>
+              <w:t>第3項に第3号が新設される</w:t>
+            </w:r>
+            <w:r>
+              <w:rPr>
+                <w:rFonts w:ascii="游ゴシック" w:hAnsi="游ゴシック" w:eastAsia="游ゴシック"/>
+                <w:b w:val="0"/>
+                <w:i w:val="0"/>
+                <w:sz w:val="17"/>
+              </w:rPr>
+              <w:t>（支援関係機関との連携。努力義務）</w:t>
             </w:r>
           </w:p>
         </w:tc>

--- a/小野町_引継ぎ_整理済/16_町データ依頼/小野町_町データ待ちの切り分け_20261019.docx
+++ b/小野町_引継ぎ_整理済/16_町データ依頼/小野町_町データ待ちの切り分け_20261019.docx
@@ -6765,7 +6765,7 @@
                 <w:i w:val="0"/>
                 <w:sz w:val="17"/>
               </w:rPr>
-              <w:t>18歳以上の医療的ケア者・重症心身障害者を含む</w:t>
+              <w:t>18歳以上の医療的ケア児等・重症心身障害者を含む</w:t>
             </w:r>
             <w:r>
               <w:rPr>
@@ -8465,7 +8465,25 @@
                 <w:i w:val="0"/>
                 <w:sz w:val="17"/>
               </w:rPr>
-              <w:t>`mhlw.go.jp` 遮断</w:t>
+              <w:t>`mhlw.go.jp` 遮断。</w:t>
+            </w:r>
+            <w:r>
+              <w:rPr>
+                <w:rFonts w:ascii="游ゴシック" w:hAnsi="游ゴシック" w:eastAsia="游ゴシック"/>
+                <w:b/>
+                <w:i w:val="0"/>
+                <w:sz w:val="17"/>
+              </w:rPr>
+              <w:t>告示は法令APIの対象外</w:t>
+            </w:r>
+            <w:r>
+              <w:rPr>
+                <w:rFonts w:ascii="游ゴシック" w:hAnsi="游ゴシック" w:eastAsia="游ゴシック"/>
+                <w:b w:val="0"/>
+                <w:i w:val="0"/>
+                <w:sz w:val="17"/>
+              </w:rPr>
+              <w:t>（法令種別に「告示」がなく、題名で探しても0件）</w:t>
             </w:r>
           </w:p>
         </w:tc>
@@ -8923,25 +8941,7 @@
                 <w:i w:val="0"/>
                 <w:sz w:val="17"/>
               </w:rPr>
-              <w:t>（当方は第5項としていた。</w:t>
-            </w:r>
-            <w:r>
-              <w:rPr>
-                <w:rFonts w:ascii="游ゴシック" w:hAnsi="游ゴシック" w:eastAsia="游ゴシック"/>
-                <w:b/>
-                <w:i w:val="0"/>
-                <w:sz w:val="17"/>
-              </w:rPr>
-              <w:t>訂正した</w:t>
-            </w:r>
-            <w:r>
-              <w:rPr>
-                <w:rFonts w:ascii="游ゴシック" w:hAnsi="游ゴシック" w:eastAsia="游ゴシック"/>
-                <w:b w:val="0"/>
-                <w:i w:val="0"/>
-                <w:sz w:val="17"/>
-              </w:rPr>
-              <w:t>）。一体作成＝第6項、協議会の意見聴取＝第9項</w:t>
+              <w:t>。一体作成＝第6項、協議会の意見聴取＝第9項</w:t>
             </w:r>
           </w:p>
         </w:tc>
@@ -10019,7 +10019,7 @@
                 <w:i w:val="0"/>
                 <w:sz w:val="17"/>
               </w:rPr>
-              <w:t>18歳以上の医療的ケア者・重症心身障害者を含む</w:t>
+              <w:t>18歳以上の医療的ケア児等・重症心身障害者を含む</w:t>
             </w:r>
             <w:r>
               <w:rPr>
